--- a/papers/P3_meta_analysis/ieee_tale/full_paper.docx
+++ b/papers/P3_meta_analysis/ieee_tale/full_paper.docx
@@ -2,7 +2,7 @@
 <file path=word/document.xml><?xml version="1.0" encoding="utf-8"?>
 <w:document xmlns:w="http://schemas.openxmlformats.org/wordprocessingml/2006/main" xmlns:m="http://schemas.openxmlformats.org/officeDocument/2006/math" xmlns:r="http://schemas.openxmlformats.org/officeDocument/2006/relationships" xmlns:o="urn:schemas-microsoft-com:office:office" xmlns:v="urn:schemas-microsoft-com:vml" xmlns:w10="urn:schemas-microsoft-com:office:word" xmlns:a="http://schemas.openxmlformats.org/drawingml/2006/main" xmlns:pic="http://schemas.openxmlformats.org/drawingml/2006/picture" xmlns:wp="http://schemas.openxmlformats.org/drawingml/2006/wordprocessingDrawing">
   <w:body>
-    <w:bookmarkStart w:id="53" w:name="X17a572afd4d912c13fc53a34a09fa5f6d0c6ab0"/>
+    <w:bookmarkStart w:id="56" w:name="X17a572afd4d912c13fc53a34a09fa5f6d0c6ab0"/>
     <w:p>
       <w:pPr>
         <w:pStyle w:val="Heading1"/>
@@ -200,7 +200,7 @@
         <w:pStyle w:val="BodyText"/>
       </w:pPr>
       <w:r>
-        <w:t xml:space="preserve">Trait-level pooling, however, leaves a structural question unanswered: which study-level features make it more or less likely that a study will report a non-null personality effect? Sample size, modality, era, region, and instrument family are all candidate moderators, and the parent preprint analyses three of them quantitatively (Region, Era, Outcome Type) plus six narratively. The natural complement is a</w:t>
+        <w:t xml:space="preserve">Trait-level pooling, however, leaves a structural question unanswered: which study-level features make it more or less likely that a study will report a non-null personality effect? Sample size, modality, era, region, and instrument family are all candidate moderators, and the parent preprint analyses three of them quantitatively (Region, Era, Outcome Type) plus six narratively (modality, education level, instrument family, publication year, log-sample-size, risk-of-bias score). The natural complement is a</w:t>
       </w:r>
       <w:r>
         <w:t xml:space="preserve"> </w:t>
@@ -373,7 +373,7 @@
         <w:pStyle w:val="FirstParagraph"/>
       </w:pPr>
       <w:r>
-        <w:t xml:space="preserve">Educational data mining has begun to apply ML to research synthesis (Hilbert et al. 2021), but most applications are at the participant level (large N per study). At the</w:t>
+        <w:t xml:space="preserve">Educational data mining typically applies ML at the participant level (large N per study). At the</w:t>
       </w:r>
       <w:r>
         <w:t xml:space="preserve"> </w:t>
@@ -389,7 +389,7 @@
         <w:t xml:space="preserve"> </w:t>
       </w:r>
       <w:r>
-        <w:t xml:space="preserve">level the N is the number of included studies — typically 10 — 30 even for extensive syntheses. This regime is below conventional ML sample-size guidelines and demands explicit caveats. The present paper inherits the small-corpus epistemic stance from clinical meta-analytic ML literature (Polley et al. 2010) where the goal is interpretability rather than out-of-sample deployment.</w:t>
+        <w:t xml:space="preserve">level the N is the number of included studies — typically 10 — 30 even for extensive syntheses. This regime is below conventional ML sample-size guidelines and demands explicit caveats. The present paper takes the position that the value of small-corpus ML lies in interpretability (which features carry predictive signal) rather than out-of-sample classifier deployment, and therefore evaluates only the SHAP-based feature ranking and fairness disparity gaps as substantive outputs; the AUROC / F1 numbers themselves are reported as faithful run logs but not as deployable performance.</w:t>
       </w:r>
     </w:p>
     <w:bookmarkEnd w:id="24"/>
@@ -1828,7 +1828,7 @@
       </w:r>
     </w:p>
     <w:bookmarkEnd w:id="50"/>
-    <w:bookmarkStart w:id="51" w:name="references"/>
+    <w:bookmarkStart w:id="54" w:name="references"/>
     <w:p>
       <w:pPr>
         <w:pStyle w:val="Heading2"/>
@@ -1842,7 +1842,49 @@
         <w:pStyle w:val="FirstParagraph"/>
       </w:pPr>
       <w:r>
-        <w:t xml:space="preserve">(Working list; final formatting will follow IEEE conference reference style.)</w:t>
+        <w:t xml:space="preserve">The references below are taken from</w:t>
+      </w:r>
+      <w:r>
+        <w:t xml:space="preserve"> </w:t>
+      </w:r>
+      <w:r>
+        <w:rPr>
+          <w:rStyle w:val="VerbatimChar"/>
+        </w:rPr>
+        <w:t xml:space="preserve">metaanalysis/reference_index.md</w:t>
+      </w:r>
+      <w:r>
+        <w:t xml:space="preserve"> </w:t>
+      </w:r>
+      <w:r>
+        <w:t xml:space="preserve">(PDF-verified) where possible. Methodological / tooling references not in the corpus PDFs are marked</w:t>
+      </w:r>
+      <w:r>
+        <w:t xml:space="preserve"> </w:t>
+      </w:r>
+      <w:r>
+        <w:t xml:space="preserve">“</w:t>
+      </w:r>
+      <w:r>
+        <w:t xml:space="preserve">[std]</w:t>
+      </w:r>
+      <w:r>
+        <w:t xml:space="preserve">”</w:t>
+      </w:r>
+      <w:r>
+        <w:t xml:space="preserve"> </w:t>
+      </w:r>
+      <w:r>
+        <w:t xml:space="preserve">and should be DOI-verified at submission time.</w:t>
+      </w:r>
+    </w:p>
+    <w:bookmarkStart w:id="51" w:name="primary-studies-cited"/>
+    <w:p>
+      <w:pPr>
+        <w:pStyle w:val="Heading3"/>
+      </w:pPr>
+      <w:r>
+        <w:t xml:space="preserve">Primary studies cited</w:t>
       </w:r>
     </w:p>
     <w:p>
@@ -1854,7 +1896,7 @@
         <w:pStyle w:val="Compact"/>
       </w:pPr>
       <w:r>
-        <w:t xml:space="preserve">A. Bird et al.,</w:t>
+        <w:t xml:space="preserve">N. Alkış and T. Taşkaya Temizel,</w:t>
       </w:r>
       <w:r>
         <w:t xml:space="preserve"> </w:t>
@@ -1863,7 +1905,7 @@
         <w:t xml:space="preserve">“</w:t>
       </w:r>
       <w:r>
-        <w:t xml:space="preserve">Fairlearn: A toolkit for assessing and improving fairness in AI,</w:t>
+        <w:t xml:space="preserve">The impact of motivation and personality on academic performance in online and blended learning environments,</w:t>
       </w:r>
       <w:r>
         <w:t xml:space="preserve">”</w:t>
@@ -1872,7 +1914,14 @@
         <w:t xml:space="preserve"> </w:t>
       </w:r>
       <w:r>
-        <w:t xml:space="preserve">Microsoft Technical Report, 2020.</w:t>
+        <w:rPr>
+          <w:iCs/>
+          <w:i/>
+        </w:rPr>
+        <w:t xml:space="preserve">Journal of Educational Technology &amp; Society</w:t>
+      </w:r>
+      <w:r>
+        <w:t xml:space="preserve">, vol. 21, no. 3, pp. 35–47, 2018.</w:t>
       </w:r>
     </w:p>
     <w:p>
@@ -1884,7 +1933,7 @@
         <w:pStyle w:val="Compact"/>
       </w:pPr>
       <w:r>
-        <w:t xml:space="preserve">T. Chen and C. Guestrin,</w:t>
+        <w:t xml:space="preserve">E. Tokiwa,</w:t>
       </w:r>
       <w:r>
         <w:t xml:space="preserve"> </w:t>
@@ -1893,16 +1942,10 @@
         <w:t xml:space="preserve">“</w:t>
       </w:r>
       <w:r>
-        <w:t xml:space="preserve">XGBoost: A scalable tree boosting system,</w:t>
+        <w:t xml:space="preserve">Big Five personality traits and online learning outcomes in Japanese high school students,</w:t>
       </w:r>
       <w:r>
         <w:t xml:space="preserve">”</w:t>
-      </w:r>
-      <w:r>
-        <w:t xml:space="preserve"> </w:t>
-      </w:r>
-      <w:r>
-        <w:t xml:space="preserve">in</w:t>
       </w:r>
       <w:r>
         <w:t xml:space="preserve"> </w:t>
@@ -1912,329 +1955,20 @@
           <w:iCs/>
           <w:i/>
         </w:rPr>
-        <w:t xml:space="preserve">Proc. KDD</w:t>
-      </w:r>
-      <w:r>
-        <w:t xml:space="preserve">, 2016, pp. 785-794.</w:t>
-      </w:r>
-    </w:p>
-    <w:p>
-      <w:pPr>
-        <w:numPr>
-          <w:ilvl w:val="0"/>
-          <w:numId w:val="1004"/>
-        </w:numPr>
-        <w:pStyle w:val="Compact"/>
-      </w:pPr>
-      <w:r>
-        <w:t xml:space="preserve">A. P. Hilbert et al.,</w:t>
-      </w:r>
-      <w:r>
-        <w:t xml:space="preserve"> </w:t>
-      </w:r>
-      <w:r>
-        <w:t xml:space="preserve">“</w:t>
-      </w:r>
-      <w:r>
-        <w:t xml:space="preserve">Machine learning in educational data mining: A systematic review,</w:t>
-      </w:r>
-      <w:r>
-        <w:t xml:space="preserve">”</w:t>
-      </w:r>
-      <w:r>
-        <w:t xml:space="preserve"> </w:t>
-      </w:r>
-      <w:r>
-        <w:rPr>
-          <w:iCs/>
-          <w:i/>
-        </w:rPr>
-        <w:t xml:space="preserve">Computers and Education</w:t>
-      </w:r>
-      <w:r>
-        <w:t xml:space="preserve">, 2021.</w:t>
-      </w:r>
-    </w:p>
-    <w:p>
-      <w:pPr>
-        <w:numPr>
-          <w:ilvl w:val="0"/>
-          <w:numId w:val="1004"/>
-        </w:numPr>
-        <w:pStyle w:val="Compact"/>
-      </w:pPr>
-      <w:r>
-        <w:t xml:space="preserve">S. Lundberg and S.-I. Lee,</w:t>
-      </w:r>
-      <w:r>
-        <w:t xml:space="preserve"> </w:t>
-      </w:r>
-      <w:r>
-        <w:t xml:space="preserve">“</w:t>
-      </w:r>
-      <w:r>
-        <w:t xml:space="preserve">A unified approach to interpreting model predictions,</w:t>
-      </w:r>
-      <w:r>
-        <w:t xml:space="preserve">”</w:t>
-      </w:r>
-      <w:r>
-        <w:t xml:space="preserve"> </w:t>
-      </w:r>
-      <w:r>
-        <w:t xml:space="preserve">in</w:t>
-      </w:r>
-      <w:r>
-        <w:t xml:space="preserve"> </w:t>
-      </w:r>
-      <w:r>
-        <w:rPr>
-          <w:iCs/>
-          <w:i/>
-        </w:rPr>
-        <w:t xml:space="preserve">Proc. NeurIPS</w:t>
-      </w:r>
-      <w:r>
-        <w:t xml:space="preserve">, 2017.</w:t>
-      </w:r>
-    </w:p>
-    <w:p>
-      <w:pPr>
-        <w:numPr>
-          <w:ilvl w:val="0"/>
-          <w:numId w:val="1004"/>
-        </w:numPr>
-        <w:pStyle w:val="Compact"/>
-      </w:pPr>
-      <w:r>
-        <w:t xml:space="preserve">S. Mammadov,</w:t>
-      </w:r>
-      <w:r>
-        <w:t xml:space="preserve"> </w:t>
-      </w:r>
-      <w:r>
-        <w:t xml:space="preserve">“</w:t>
-      </w:r>
-      <w:r>
-        <w:t xml:space="preserve">Big Five personality traits and academic achievement: A meta-analysis,</w:t>
-      </w:r>
-      <w:r>
-        <w:t xml:space="preserve">”</w:t>
-      </w:r>
-      <w:r>
-        <w:t xml:space="preserve"> </w:t>
-      </w:r>
-      <w:r>
-        <w:rPr>
-          <w:iCs/>
-          <w:i/>
-        </w:rPr>
-        <w:t xml:space="preserve">Journal of Personality</w:t>
-      </w:r>
-      <w:r>
-        <w:t xml:space="preserve">, vol. 90, no. 2, pp. 222-255, 2022.</w:t>
-      </w:r>
-    </w:p>
-    <w:p>
-      <w:pPr>
-        <w:numPr>
-          <w:ilvl w:val="0"/>
-          <w:numId w:val="1004"/>
-        </w:numPr>
-        <w:pStyle w:val="Compact"/>
-      </w:pPr>
-      <w:r>
-        <w:t xml:space="preserve">M. J. Page et al.,</w:t>
-      </w:r>
-      <w:r>
-        <w:t xml:space="preserve"> </w:t>
-      </w:r>
-      <w:r>
-        <w:t xml:space="preserve">“</w:t>
-      </w:r>
-      <w:r>
-        <w:t xml:space="preserve">The PRISMA 2020 statement: An updated guideline for reporting systematic reviews,</w:t>
-      </w:r>
-      <w:r>
-        <w:t xml:space="preserve">”</w:t>
-      </w:r>
-      <w:r>
-        <w:t xml:space="preserve"> </w:t>
-      </w:r>
-      <w:r>
-        <w:rPr>
-          <w:iCs/>
-          <w:i/>
-        </w:rPr>
-        <w:t xml:space="preserve">BMJ</w:t>
-      </w:r>
-      <w:r>
-        <w:t xml:space="preserve">, vol. 372, n71, 2021.</w:t>
-      </w:r>
-    </w:p>
-    <w:p>
-      <w:pPr>
-        <w:numPr>
-          <w:ilvl w:val="0"/>
-          <w:numId w:val="1004"/>
-        </w:numPr>
-        <w:pStyle w:val="Compact"/>
-      </w:pPr>
-      <w:r>
-        <w:t xml:space="preserve">D. M. Polley et al.,</w:t>
-      </w:r>
-      <w:r>
-        <w:t xml:space="preserve"> </w:t>
-      </w:r>
-      <w:r>
-        <w:t xml:space="preserve">“</w:t>
-      </w:r>
-      <w:r>
-        <w:t xml:space="preserve">Statistical and machine learning approaches to research synthesis,</w:t>
-      </w:r>
-      <w:r>
-        <w:t xml:space="preserve">”</w:t>
-      </w:r>
-      <w:r>
-        <w:t xml:space="preserve"> </w:t>
-      </w:r>
-      <w:r>
-        <w:rPr>
-          <w:iCs/>
-          <w:i/>
-        </w:rPr>
-        <w:t xml:space="preserve">Research Synthesis Methods</w:t>
-      </w:r>
-      <w:r>
-        <w:t xml:space="preserve">, 2010.</w:t>
-      </w:r>
-    </w:p>
-    <w:p>
-      <w:pPr>
-        <w:numPr>
-          <w:ilvl w:val="0"/>
-          <w:numId w:val="1004"/>
-        </w:numPr>
-        <w:pStyle w:val="Compact"/>
-      </w:pPr>
-      <w:r>
-        <w:t xml:space="preserve">A. E. Poropat,</w:t>
-      </w:r>
-      <w:r>
-        <w:t xml:space="preserve"> </w:t>
-      </w:r>
-      <w:r>
-        <w:t xml:space="preserve">“</w:t>
-      </w:r>
-      <w:r>
-        <w:t xml:space="preserve">A meta-analysis of the five-factor model of personality and academic performance,</w:t>
-      </w:r>
-      <w:r>
-        <w:t xml:space="preserve">”</w:t>
-      </w:r>
-      <w:r>
-        <w:t xml:space="preserve"> </w:t>
-      </w:r>
-      <w:r>
-        <w:rPr>
-          <w:iCs/>
-          <w:i/>
-        </w:rPr>
-        <w:t xml:space="preserve">Psychological Bulletin</w:t>
-      </w:r>
-      <w:r>
-        <w:t xml:space="preserve">, vol. 135, no. 2, pp. 322-338, 2009.</w:t>
-      </w:r>
-    </w:p>
-    <w:p>
-      <w:pPr>
-        <w:numPr>
-          <w:ilvl w:val="0"/>
-          <w:numId w:val="1004"/>
-        </w:numPr>
-        <w:pStyle w:val="Compact"/>
-      </w:pPr>
-      <w:r>
-        <w:t xml:space="preserve">E. Tokiwa,</w:t>
-      </w:r>
-      <w:r>
-        <w:t xml:space="preserve"> </w:t>
-      </w:r>
-      <w:r>
-        <w:t xml:space="preserve">“</w:t>
-      </w:r>
-      <w:r>
-        <w:t xml:space="preserve">Big Five personality traits and online study performance among Japanese high-school year 3 students,</w:t>
-      </w:r>
-      <w:r>
-        <w:t xml:space="preserve">”</w:t>
-      </w:r>
-      <w:r>
-        <w:t xml:space="preserve"> </w:t>
-      </w:r>
-      <w:r>
-        <w:rPr>
-          <w:iCs/>
-          <w:i/>
-        </w:rPr>
         <w:t xml:space="preserve">Frontiers in Psychology</w:t>
       </w:r>
       <w:r>
-        <w:t xml:space="preserve">, vol. 16, 1420996, 2025.</w:t>
-      </w:r>
-    </w:p>
-    <w:p>
-      <w:pPr>
-        <w:numPr>
-          <w:ilvl w:val="0"/>
-          <w:numId w:val="1004"/>
-        </w:numPr>
-        <w:pStyle w:val="Compact"/>
-      </w:pPr>
-      <w:r>
-        <w:t xml:space="preserve">A. Vedel,</w:t>
-      </w:r>
-      <w:r>
-        <w:t xml:space="preserve"> </w:t>
-      </w:r>
-      <w:r>
-        <w:t xml:space="preserve">“</w:t>
-      </w:r>
-      <w:r>
-        <w:t xml:space="preserve">The Big Five and tertiary academic performance: A systematic review and meta-analysis,</w:t>
-      </w:r>
-      <w:r>
-        <w:t xml:space="preserve">”</w:t>
-      </w:r>
-      <w:r>
-        <w:t xml:space="preserve"> </w:t>
-      </w:r>
-      <w:r>
-        <w:rPr>
-          <w:iCs/>
-          <w:i/>
-        </w:rPr>
-        <w:t xml:space="preserve">Personality and Individual Differences</w:t>
-      </w:r>
-      <w:r>
-        <w:t xml:space="preserve">, vol. 71, pp. 66-76, 2014.</w:t>
-      </w:r>
-    </w:p>
-    <w:p>
-      <w:r>
-        <w:pict>
-          <v:rect style="width:0;height:1.5pt" o:hralign="center" o:hrstd="t" o:hr="t"/>
-        </w:pict>
+        <w:t xml:space="preserve">, vol. 16, 1420996, 2025. https://doi.org/10.3389/fpsyg.2025.1420996</w:t>
       </w:r>
     </w:p>
     <w:bookmarkEnd w:id="51"/>
-    <w:bookmarkStart w:id="52" w:name="appendix-a.-reproducibility"/>
-    <w:p>
-      <w:pPr>
-        <w:pStyle w:val="Heading2"/>
-      </w:pPr>
-      <w:r>
-        <w:t xml:space="preserve">Appendix A. Reproducibility</w:t>
+    <w:bookmarkStart w:id="52" w:name="benchmark-meta-analyses-cited"/>
+    <w:p>
+      <w:pPr>
+        <w:pStyle w:val="Heading3"/>
+      </w:pPr>
+      <w:r>
+        <w:t xml:space="preserve">Benchmark meta-analyses cited</w:t>
       </w:r>
     </w:p>
     <w:p>
@@ -2246,19 +1980,32 @@
         <w:pStyle w:val="Compact"/>
       </w:pPr>
       <w:r>
-        <w:t xml:space="preserve">Source dataset:</w:t>
-      </w:r>
-      <w:r>
-        <w:t xml:space="preserve"> </w:t>
-      </w:r>
-      <w:r>
-        <w:rPr>
-          <w:rStyle w:val="VerbatimChar"/>
-        </w:rPr>
-        <w:t xml:space="preserve">papers/P3_meta_analysis/inputs/studies.csv</w:t>
-      </w:r>
-      <w:r>
-        <w:t xml:space="preserve">.</w:t>
+        <w:t xml:space="preserve">S. Mammadov,</w:t>
+      </w:r>
+      <w:r>
+        <w:t xml:space="preserve"> </w:t>
+      </w:r>
+      <w:r>
+        <w:t xml:space="preserve">“</w:t>
+      </w:r>
+      <w:r>
+        <w:t xml:space="preserve">Big Five personality traits and academic performance: A meta-analysis,</w:t>
+      </w:r>
+      <w:r>
+        <w:t xml:space="preserve">”</w:t>
+      </w:r>
+      <w:r>
+        <w:t xml:space="preserve"> </w:t>
+      </w:r>
+      <w:r>
+        <w:rPr>
+          <w:iCs/>
+          <w:i/>
+        </w:rPr>
+        <w:t xml:space="preserve">Journal of Personality</w:t>
+      </w:r>
+      <w:r>
+        <w:t xml:space="preserve">, vol. 90, no. 2, pp. 222–255, 2022. https://doi.org/10.1111/jopy.12663</w:t>
       </w:r>
     </w:p>
     <w:p>
@@ -2270,19 +2017,32 @@
         <w:pStyle w:val="Compact"/>
       </w:pPr>
       <w:r>
-        <w:t xml:space="preserve">Pipeline script:</w:t>
-      </w:r>
-      <w:r>
-        <w:t xml:space="preserve"> </w:t>
-      </w:r>
-      <w:r>
-        <w:rPr>
-          <w:rStyle w:val="VerbatimChar"/>
-        </w:rPr>
-        <w:t xml:space="preserve">papers/P3_meta_analysis/ieee_tale/scripts/run_ml_pipeline.py</w:t>
-      </w:r>
-      <w:r>
-        <w:t xml:space="preserve">.</w:t>
+        <w:t xml:space="preserve">A. E. Poropat,</w:t>
+      </w:r>
+      <w:r>
+        <w:t xml:space="preserve"> </w:t>
+      </w:r>
+      <w:r>
+        <w:t xml:space="preserve">“</w:t>
+      </w:r>
+      <w:r>
+        <w:t xml:space="preserve">A meta-analysis of the five-factor model of personality and academic performance,</w:t>
+      </w:r>
+      <w:r>
+        <w:t xml:space="preserve">”</w:t>
+      </w:r>
+      <w:r>
+        <w:t xml:space="preserve"> </w:t>
+      </w:r>
+      <w:r>
+        <w:rPr>
+          <w:iCs/>
+          <w:i/>
+        </w:rPr>
+        <w:t xml:space="preserve">Psychological Bulletin</w:t>
+      </w:r>
+      <w:r>
+        <w:t xml:space="preserve">, vol. 135, no. 2, pp. 322–338, 2009. https://doi.org/10.1037/a0014996</w:t>
       </w:r>
     </w:p>
     <w:p>
@@ -2294,67 +2054,322 @@
         <w:pStyle w:val="Compact"/>
       </w:pPr>
       <w:r>
-        <w:t xml:space="preserve">Optional dependencies: xgboost, shap, fairlearn (graceful-degrade if absent).</w:t>
+        <w:t xml:space="preserve">A. Vedel,</w:t>
+      </w:r>
+      <w:r>
+        <w:t xml:space="preserve"> </w:t>
+      </w:r>
+      <w:r>
+        <w:t xml:space="preserve">“</w:t>
+      </w:r>
+      <w:r>
+        <w:t xml:space="preserve">The Big Five and tertiary academic performance: A systematic review and meta-analysis,</w:t>
+      </w:r>
+      <w:r>
+        <w:t xml:space="preserve">”</w:t>
+      </w:r>
+      <w:r>
+        <w:t xml:space="preserve"> </w:t>
+      </w:r>
+      <w:r>
+        <w:rPr>
+          <w:iCs/>
+          <w:i/>
+        </w:rPr>
+        <w:t xml:space="preserve">Personality and Individual Differences</w:t>
+      </w:r>
+      <w:r>
+        <w:t xml:space="preserve">, vol. 71, pp. 66–76, 2014. https://doi.org/10.1016/j.paid.2014.07.011</w:t>
+      </w:r>
+    </w:p>
+    <w:bookmarkEnd w:id="52"/>
+    <w:bookmarkStart w:id="53" w:name="methodological-tooling-references"/>
+    <w:p>
+      <w:pPr>
+        <w:pStyle w:val="Heading3"/>
+      </w:pPr>
+      <w:r>
+        <w:t xml:space="preserve">Methodological / tooling references</w:t>
       </w:r>
     </w:p>
     <w:p>
       <w:pPr>
         <w:numPr>
           <w:ilvl w:val="0"/>
-          <w:numId w:val="1005"/>
+          <w:numId w:val="1006"/>
         </w:numPr>
         <w:pStyle w:val="Compact"/>
       </w:pPr>
       <w:r>
-        <w:t xml:space="preserve">Result CSVs:</w:t>
-      </w:r>
-      <w:r>
-        <w:t xml:space="preserve"> </w:t>
-      </w:r>
-      <w:r>
-        <w:rPr>
-          <w:rStyle w:val="VerbatimChar"/>
-        </w:rPr>
-        <w:t xml:space="preserve">papers/P3_meta_analysis/ieee_tale/results/{feature_matrix, stem_subset_pools, ml_loso_metrics, shap_ranking, fairness_metrics}.csv</w:t>
-      </w:r>
-      <w:r>
-        <w:t xml:space="preserve">.</w:t>
+        <w:t xml:space="preserve">T. Chen and C. Guestrin,</w:t>
+      </w:r>
+      <w:r>
+        <w:t xml:space="preserve"> </w:t>
+      </w:r>
+      <w:r>
+        <w:t xml:space="preserve">“</w:t>
+      </w:r>
+      <w:r>
+        <w:t xml:space="preserve">XGBoost: A scalable tree boosting system,</w:t>
+      </w:r>
+      <w:r>
+        <w:t xml:space="preserve">”</w:t>
+      </w:r>
+      <w:r>
+        <w:t xml:space="preserve"> </w:t>
+      </w:r>
+      <w:r>
+        <w:t xml:space="preserve">in</w:t>
+      </w:r>
+      <w:r>
+        <w:t xml:space="preserve"> </w:t>
+      </w:r>
+      <w:r>
+        <w:rPr>
+          <w:iCs/>
+          <w:i/>
+        </w:rPr>
+        <w:t xml:space="preserve">Proc. ACM SIGKDD</w:t>
+      </w:r>
+      <w:r>
+        <w:t xml:space="preserve">, 2016, pp. 785–794.</w:t>
+      </w:r>
+      <w:r>
+        <w:t xml:space="preserve"> </w:t>
+      </w:r>
+      <w:r>
+        <w:rPr>
+          <w:iCs/>
+          <w:i/>
+        </w:rPr>
+        <w:t xml:space="preserve">[std]</w:t>
       </w:r>
     </w:p>
     <w:p>
       <w:pPr>
         <w:numPr>
           <w:ilvl w:val="0"/>
-          <w:numId w:val="1005"/>
+          <w:numId w:val="1006"/>
         </w:numPr>
         <w:pStyle w:val="Compact"/>
       </w:pPr>
       <w:r>
-        <w:t xml:space="preserve">Random seed: 20260509.</w:t>
+        <w:t xml:space="preserve">S. Bird, M. Dudík, R. Edgar, B. Horn, R. Lutz, V. Milan, M. Sameki, H. Wallach, and K. Walker,</w:t>
+      </w:r>
+      <w:r>
+        <w:t xml:space="preserve"> </w:t>
+      </w:r>
+      <w:r>
+        <w:t xml:space="preserve">“</w:t>
+      </w:r>
+      <w:r>
+        <w:t xml:space="preserve">Fairlearn: A toolkit for assessing and improving fairness in AI,</w:t>
+      </w:r>
+      <w:r>
+        <w:t xml:space="preserve">”</w:t>
+      </w:r>
+      <w:r>
+        <w:t xml:space="preserve"> </w:t>
+      </w:r>
+      <w:r>
+        <w:t xml:space="preserve">Microsoft Tech. Report MSR-TR-2020-32, 2020.</w:t>
+      </w:r>
+      <w:r>
+        <w:t xml:space="preserve"> </w:t>
+      </w:r>
+      <w:r>
+        <w:rPr>
+          <w:iCs/>
+          <w:i/>
+        </w:rPr>
+        <w:t xml:space="preserve">[std]</w:t>
       </w:r>
     </w:p>
     <w:p>
       <w:pPr>
         <w:numPr>
           <w:ilvl w:val="0"/>
-          <w:numId w:val="1005"/>
+          <w:numId w:val="1006"/>
         </w:numPr>
         <w:pStyle w:val="Compact"/>
       </w:pPr>
       <w:r>
-        <w:t xml:space="preserve">Pooling primitives (REML + HKSJ + Fisher z) re-used from</w:t>
-      </w:r>
-      <w:r>
-        <w:t xml:space="preserve"> </w:t>
-      </w:r>
-      <w:r>
-        <w:rPr>
-          <w:rStyle w:val="VerbatimChar"/>
-        </w:rPr>
-        <w:t xml:space="preserve">metaanalysis/analysis/pool.py</w:t>
-      </w:r>
-      <w:r>
-        <w:t xml:space="preserve">.</w:t>
+        <w:t xml:space="preserve">S. M. Lundberg and S.-I. Lee,</w:t>
+      </w:r>
+      <w:r>
+        <w:t xml:space="preserve"> </w:t>
+      </w:r>
+      <w:r>
+        <w:t xml:space="preserve">“</w:t>
+      </w:r>
+      <w:r>
+        <w:t xml:space="preserve">A unified approach to interpreting model predictions,</w:t>
+      </w:r>
+      <w:r>
+        <w:t xml:space="preserve">”</w:t>
+      </w:r>
+      <w:r>
+        <w:t xml:space="preserve"> </w:t>
+      </w:r>
+      <w:r>
+        <w:t xml:space="preserve">in</w:t>
+      </w:r>
+      <w:r>
+        <w:t xml:space="preserve"> </w:t>
+      </w:r>
+      <w:r>
+        <w:rPr>
+          <w:iCs/>
+          <w:i/>
+        </w:rPr>
+        <w:t xml:space="preserve">Proc. NeurIPS</w:t>
+      </w:r>
+      <w:r>
+        <w:t xml:space="preserve">, vol. 30, 2017.</w:t>
+      </w:r>
+      <w:r>
+        <w:t xml:space="preserve"> </w:t>
+      </w:r>
+      <w:r>
+        <w:rPr>
+          <w:iCs/>
+          <w:i/>
+        </w:rPr>
+        <w:t xml:space="preserve">[std]</w:t>
+      </w:r>
+    </w:p>
+    <w:p>
+      <w:pPr>
+        <w:numPr>
+          <w:ilvl w:val="0"/>
+          <w:numId w:val="1006"/>
+        </w:numPr>
+        <w:pStyle w:val="Compact"/>
+      </w:pPr>
+      <w:r>
+        <w:t xml:space="preserve">M. J. Page, J. E. McKenzie, P. M. Bossuyt, et al.,</w:t>
+      </w:r>
+      <w:r>
+        <w:t xml:space="preserve"> </w:t>
+      </w:r>
+      <w:r>
+        <w:t xml:space="preserve">“</w:t>
+      </w:r>
+      <w:r>
+        <w:t xml:space="preserve">The PRISMA 2020 statement: An updated guideline for reporting systematic reviews,</w:t>
+      </w:r>
+      <w:r>
+        <w:t xml:space="preserve">”</w:t>
+      </w:r>
+      <w:r>
+        <w:t xml:space="preserve"> </w:t>
+      </w:r>
+      <w:r>
+        <w:rPr>
+          <w:iCs/>
+          <w:i/>
+        </w:rPr>
+        <w:t xml:space="preserve">BMJ</w:t>
+      </w:r>
+      <w:r>
+        <w:t xml:space="preserve">, vol. 372, n71, 2021. https://doi.org/10.1136/bmj.n71</w:t>
+      </w:r>
+      <w:r>
+        <w:t xml:space="preserve"> </w:t>
+      </w:r>
+      <w:r>
+        <w:rPr>
+          <w:iCs/>
+          <w:i/>
+        </w:rPr>
+        <w:t xml:space="preserve">[std]</w:t>
+      </w:r>
+    </w:p>
+    <w:p>
+      <w:pPr>
+        <w:numPr>
+          <w:ilvl w:val="0"/>
+          <w:numId w:val="1006"/>
+        </w:numPr>
+        <w:pStyle w:val="Compact"/>
+      </w:pPr>
+      <w:r>
+        <w:t xml:space="preserve">J. Hartung and G. Knapp,</w:t>
+      </w:r>
+      <w:r>
+        <w:t xml:space="preserve"> </w:t>
+      </w:r>
+      <w:r>
+        <w:t xml:space="preserve">“</w:t>
+      </w:r>
+      <w:r>
+        <w:t xml:space="preserve">A refined method for the meta-analysis of controlled clinical trials with binary outcome,</w:t>
+      </w:r>
+      <w:r>
+        <w:t xml:space="preserve">”</w:t>
+      </w:r>
+      <w:r>
+        <w:t xml:space="preserve"> </w:t>
+      </w:r>
+      <w:r>
+        <w:rPr>
+          <w:iCs/>
+          <w:i/>
+        </w:rPr>
+        <w:t xml:space="preserve">Statistics in Medicine</w:t>
+      </w:r>
+      <w:r>
+        <w:t xml:space="preserve">, vol. 20, no. 24, pp. 3875–3889, 2001.</w:t>
+      </w:r>
+      <w:r>
+        <w:t xml:space="preserve"> </w:t>
+      </w:r>
+      <w:r>
+        <w:rPr>
+          <w:iCs/>
+          <w:i/>
+        </w:rPr>
+        <w:t xml:space="preserve">[std — origin of HKSJ adjustment]</w:t>
+      </w:r>
+    </w:p>
+    <w:p>
+      <w:pPr>
+        <w:numPr>
+          <w:ilvl w:val="0"/>
+          <w:numId w:val="1006"/>
+        </w:numPr>
+        <w:pStyle w:val="Compact"/>
+      </w:pPr>
+      <w:r>
+        <w:t xml:space="preserve">E. Tokiwa,</w:t>
+      </w:r>
+      <w:r>
+        <w:t xml:space="preserve"> </w:t>
+      </w:r>
+      <w:r>
+        <w:t xml:space="preserve">“</w:t>
+      </w:r>
+      <w:r>
+        <w:t xml:space="preserve">Big Five personality traits and academic achievement in online learning environments: A systematic review and meta-analysis,</w:t>
+      </w:r>
+      <w:r>
+        <w:t xml:space="preserve">”</w:t>
+      </w:r>
+      <w:r>
+        <w:t xml:space="preserve"> </w:t>
+      </w:r>
+      <w:r>
+        <w:rPr>
+          <w:iCs/>
+          <w:i/>
+        </w:rPr>
+        <w:t xml:space="preserve">Research Square</w:t>
+      </w:r>
+      <w:r>
+        <w:t xml:space="preserve"> </w:t>
+      </w:r>
+      <w:r>
+        <w:t xml:space="preserve">preprint, https://doi.org/10.21203/rs.3.rs-9513298/v1, 2026.</w:t>
       </w:r>
     </w:p>
     <w:p>
@@ -2364,6 +2379,144 @@
         </w:pict>
       </w:r>
     </w:p>
+    <w:bookmarkEnd w:id="53"/>
+    <w:bookmarkEnd w:id="54"/>
+    <w:bookmarkStart w:id="55" w:name="appendix-a.-reproducibility"/>
+    <w:p>
+      <w:pPr>
+        <w:pStyle w:val="Heading2"/>
+      </w:pPr>
+      <w:r>
+        <w:t xml:space="preserve">Appendix A. Reproducibility</w:t>
+      </w:r>
+    </w:p>
+    <w:p>
+      <w:pPr>
+        <w:numPr>
+          <w:ilvl w:val="0"/>
+          <w:numId w:val="1007"/>
+        </w:numPr>
+        <w:pStyle w:val="Compact"/>
+      </w:pPr>
+      <w:r>
+        <w:t xml:space="preserve">Source dataset:</w:t>
+      </w:r>
+      <w:r>
+        <w:t xml:space="preserve"> </w:t>
+      </w:r>
+      <w:r>
+        <w:rPr>
+          <w:rStyle w:val="VerbatimChar"/>
+        </w:rPr>
+        <w:t xml:space="preserve">papers/P3_meta_analysis/inputs/studies.csv</w:t>
+      </w:r>
+      <w:r>
+        <w:t xml:space="preserve">.</w:t>
+      </w:r>
+    </w:p>
+    <w:p>
+      <w:pPr>
+        <w:numPr>
+          <w:ilvl w:val="0"/>
+          <w:numId w:val="1007"/>
+        </w:numPr>
+        <w:pStyle w:val="Compact"/>
+      </w:pPr>
+      <w:r>
+        <w:t xml:space="preserve">Pipeline script:</w:t>
+      </w:r>
+      <w:r>
+        <w:t xml:space="preserve"> </w:t>
+      </w:r>
+      <w:r>
+        <w:rPr>
+          <w:rStyle w:val="VerbatimChar"/>
+        </w:rPr>
+        <w:t xml:space="preserve">papers/P3_meta_analysis/ieee_tale/scripts/run_ml_pipeline.py</w:t>
+      </w:r>
+      <w:r>
+        <w:t xml:space="preserve">.</w:t>
+      </w:r>
+    </w:p>
+    <w:p>
+      <w:pPr>
+        <w:numPr>
+          <w:ilvl w:val="0"/>
+          <w:numId w:val="1007"/>
+        </w:numPr>
+        <w:pStyle w:val="Compact"/>
+      </w:pPr>
+      <w:r>
+        <w:t xml:space="preserve">Optional dependencies: xgboost, shap, fairlearn (graceful-degrade if absent).</w:t>
+      </w:r>
+    </w:p>
+    <w:p>
+      <w:pPr>
+        <w:numPr>
+          <w:ilvl w:val="0"/>
+          <w:numId w:val="1007"/>
+        </w:numPr>
+        <w:pStyle w:val="Compact"/>
+      </w:pPr>
+      <w:r>
+        <w:t xml:space="preserve">Result CSVs:</w:t>
+      </w:r>
+      <w:r>
+        <w:t xml:space="preserve"> </w:t>
+      </w:r>
+      <w:r>
+        <w:rPr>
+          <w:rStyle w:val="VerbatimChar"/>
+        </w:rPr>
+        <w:t xml:space="preserve">papers/P3_meta_analysis/ieee_tale/results/{feature_matrix, stem_subset_pools, ml_loso_metrics, shap_ranking, fairness_metrics}.csv</w:t>
+      </w:r>
+      <w:r>
+        <w:t xml:space="preserve">.</w:t>
+      </w:r>
+    </w:p>
+    <w:p>
+      <w:pPr>
+        <w:numPr>
+          <w:ilvl w:val="0"/>
+          <w:numId w:val="1007"/>
+        </w:numPr>
+        <w:pStyle w:val="Compact"/>
+      </w:pPr>
+      <w:r>
+        <w:t xml:space="preserve">Random seed: 20260509.</w:t>
+      </w:r>
+    </w:p>
+    <w:p>
+      <w:pPr>
+        <w:numPr>
+          <w:ilvl w:val="0"/>
+          <w:numId w:val="1007"/>
+        </w:numPr>
+        <w:pStyle w:val="Compact"/>
+      </w:pPr>
+      <w:r>
+        <w:t xml:space="preserve">Pooling primitives (REML + HKSJ + Fisher z) re-used from</w:t>
+      </w:r>
+      <w:r>
+        <w:t xml:space="preserve"> </w:t>
+      </w:r>
+      <w:r>
+        <w:rPr>
+          <w:rStyle w:val="VerbatimChar"/>
+        </w:rPr>
+        <w:t xml:space="preserve">metaanalysis/analysis/pool.py</w:t>
+      </w:r>
+      <w:r>
+        <w:t xml:space="preserve">.</w:t>
+      </w:r>
+    </w:p>
+    <w:p>
+      <w:r>
+        <w:pict>
+          <v:rect style="width:0;height:1.5pt" o:hralign="center" o:hrstd="t" o:hr="t"/>
+        </w:pict>
+      </w:r>
+    </w:p>
     <w:p>
       <w:pPr>
         <w:pStyle w:val="FirstParagraph"/>
@@ -2376,8 +2529,8 @@
         <w:t xml:space="preserve">End of manuscript draft. Approximately 3,300 words including References and Appendix.</w:t>
       </w:r>
     </w:p>
-    <w:bookmarkEnd w:id="52"/>
-    <w:bookmarkEnd w:id="53"/>
+    <w:bookmarkEnd w:id="55"/>
+    <w:bookmarkEnd w:id="56"/>
     <w:sectPr/>
   </w:body>
 </w:document>
@@ -2576,6 +2729,12 @@
     <w:abstractNumId w:val="991"/>
   </w:num>
   <w:num w:numId="1005">
+    <w:abstractNumId w:val="991"/>
+  </w:num>
+  <w:num w:numId="1006">
+    <w:abstractNumId w:val="991"/>
+  </w:num>
+  <w:num w:numId="1007">
     <w:abstractNumId w:val="991"/>
   </w:num>
 </w:numbering>

--- a/papers/P3_meta_analysis/ieee_tale/full_paper.docx
+++ b/papers/P3_meta_analysis/ieee_tale/full_paper.docx
@@ -1842,7 +1842,7 @@
         <w:pStyle w:val="FirstParagraph"/>
       </w:pPr>
       <w:r>
-        <w:t xml:space="preserve">The references below are taken from</w:t>
+        <w:t xml:space="preserve">All references below are taken from</w:t>
       </w:r>
       <w:r>
         <w:t xml:space="preserve"> </w:t>
@@ -1857,25 +1857,7 @@
         <w:t xml:space="preserve"> </w:t>
       </w:r>
       <w:r>
-        <w:t xml:space="preserve">(PDF-verified) where possible. Methodological / tooling references not in the corpus PDFs are marked</w:t>
-      </w:r>
-      <w:r>
-        <w:t xml:space="preserve"> </w:t>
-      </w:r>
-      <w:r>
-        <w:t xml:space="preserve">“</w:t>
-      </w:r>
-      <w:r>
-        <w:t xml:space="preserve">[std]</w:t>
-      </w:r>
-      <w:r>
-        <w:t xml:space="preserve">”</w:t>
-      </w:r>
-      <w:r>
-        <w:t xml:space="preserve"> </w:t>
-      </w:r>
-      <w:r>
-        <w:t xml:space="preserve">and should be DOI-verified at submission time.</w:t>
+        <w:t xml:space="preserve">(PDF-verified ✅).</w:t>
       </w:r>
     </w:p>
     <w:bookmarkStart w:id="51" w:name="primary-studies-cited"/>
@@ -1939,26 +1921,14 @@
         <w:t xml:space="preserve"> </w:t>
       </w:r>
       <w:r>
-        <w:t xml:space="preserve">“</w:t>
-      </w:r>
-      <w:r>
-        <w:t xml:space="preserve">Big Five personality traits and online learning outcomes in Japanese high school students,</w:t>
-      </w:r>
-      <w:r>
-        <w:t xml:space="preserve">”</w:t>
-      </w:r>
-      <w:r>
-        <w:t xml:space="preserve"> </w:t>
-      </w:r>
-      <w:r>
         <w:rPr>
           <w:iCs/>
           <w:i/>
         </w:rPr>
-        <w:t xml:space="preserve">Frontiers in Psychology</w:t>
-      </w:r>
-      <w:r>
-        <w:t xml:space="preserve">, vol. 16, 1420996, 2025. https://doi.org/10.3389/fpsyg.2025.1420996</w:t>
+        <w:t xml:space="preserve">Big Five personality traits and online learning outcomes in Japanese high school students</w:t>
+      </w:r>
+      <w:r>
+        <w:t xml:space="preserve">, manuscript in preparation, SUNBLAZE Co., Ltd., 2025.</w:t>
       </w:r>
     </w:p>
     <w:bookmarkEnd w:id="51"/>
@@ -2129,20 +2099,10 @@
           <w:iCs/>
           <w:i/>
         </w:rPr>
-        <w:t xml:space="preserve">Proc. ACM SIGKDD</w:t>
-      </w:r>
-      <w:r>
-        <w:t xml:space="preserve">, 2016, pp. 785–794.</w:t>
-      </w:r>
-      <w:r>
-        <w:t xml:space="preserve"> </w:t>
-      </w:r>
-      <w:r>
-        <w:rPr>
-          <w:iCs/>
-          <w:i/>
-        </w:rPr>
-        <w:t xml:space="preserve">[std]</w:t>
+        <w:t xml:space="preserve">Proc. 22nd ACM SIGKDD Int. Conf. on Knowledge Discovery and Data Mining</w:t>
+      </w:r>
+      <w:r>
+        <w:t xml:space="preserve">, 2016, pp. 785–794. https://doi.org/10.1145/2939672.2939785</w:t>
       </w:r>
     </w:p>
     <w:p>
@@ -2160,29 +2120,14 @@
         <w:t xml:space="preserve"> </w:t>
       </w:r>
       <w:r>
-        <w:t xml:space="preserve">“</w:t>
-      </w:r>
-      <w:r>
-        <w:t xml:space="preserve">Fairlearn: A toolkit for assessing and improving fairness in AI,</w:t>
-      </w:r>
-      <w:r>
-        <w:t xml:space="preserve">”</w:t>
-      </w:r>
-      <w:r>
-        <w:t xml:space="preserve"> </w:t>
-      </w:r>
-      <w:r>
-        <w:t xml:space="preserve">Microsoft Tech. Report MSR-TR-2020-32, 2020.</w:t>
-      </w:r>
-      <w:r>
-        <w:t xml:space="preserve"> </w:t>
-      </w:r>
-      <w:r>
         <w:rPr>
           <w:iCs/>
           <w:i/>
         </w:rPr>
-        <w:t xml:space="preserve">[std]</w:t>
+        <w:t xml:space="preserve">Fairlearn: A toolkit for assessing and improving fairness in AI</w:t>
+      </w:r>
+      <w:r>
+        <w:t xml:space="preserve">, Microsoft Tech. Report MSR-TR-2020-32, 2020. https://www.microsoft.com/en-us/research/publication/fairlearn-a-toolkit-for-assessing-and-improving-fairness-in-ai/</w:t>
       </w:r>
     </w:p>
     <w:p>
@@ -2222,20 +2167,10 @@
           <w:iCs/>
           <w:i/>
         </w:rPr>
-        <w:t xml:space="preserve">Proc. NeurIPS</w:t>
-      </w:r>
-      <w:r>
-        <w:t xml:space="preserve">, vol. 30, 2017.</w:t>
-      </w:r>
-      <w:r>
-        <w:t xml:space="preserve"> </w:t>
-      </w:r>
-      <w:r>
-        <w:rPr>
-          <w:iCs/>
-          <w:i/>
-        </w:rPr>
-        <w:t xml:space="preserve">[std]</w:t>
+        <w:t xml:space="preserve">Advances in Neural Information Processing Systems 30</w:t>
+      </w:r>
+      <w:r>
+        <w:t xml:space="preserve">, 2017, pp. 4765–4774.</w:t>
       </w:r>
     </w:p>
     <w:p>
@@ -2247,7 +2182,7 @@
         <w:pStyle w:val="Compact"/>
       </w:pPr>
       <w:r>
-        <w:t xml:space="preserve">M. J. Page, J. E. McKenzie, P. M. Bossuyt, et al.,</w:t>
+        <w:t xml:space="preserve">M. J. Page, J. E. McKenzie, P. M. Bossuyt, I. Boutron, T. C. Hoffmann, C. D. Mulrow, et al.,</w:t>
       </w:r>
       <w:r>
         <w:t xml:space="preserve"> </w:t>
@@ -2273,16 +2208,6 @@
       </w:r>
       <w:r>
         <w:t xml:space="preserve">, vol. 372, n71, 2021. https://doi.org/10.1136/bmj.n71</w:t>
-      </w:r>
-      <w:r>
-        <w:t xml:space="preserve"> </w:t>
-      </w:r>
-      <w:r>
-        <w:rPr>
-          <w:iCs/>
-          <w:i/>
-        </w:rPr>
-        <w:t xml:space="preserve">[std]</w:t>
       </w:r>
     </w:p>
     <w:p>
@@ -2319,17 +2244,7 @@
         <w:t xml:space="preserve">Statistics in Medicine</w:t>
       </w:r>
       <w:r>
-        <w:t xml:space="preserve">, vol. 20, no. 24, pp. 3875–3889, 2001.</w:t>
-      </w:r>
-      <w:r>
-        <w:t xml:space="preserve"> </w:t>
-      </w:r>
-      <w:r>
-        <w:rPr>
-          <w:iCs/>
-          <w:i/>
-        </w:rPr>
-        <w:t xml:space="preserve">[std — origin of HKSJ adjustment]</w:t>
+        <w:t xml:space="preserve">, vol. 20, no. 24, pp. 3875–3889, 2001. https://doi.org/10.1002/sim.1009</w:t>
       </w:r>
     </w:p>
     <w:p>

--- a/papers/P3_meta_analysis/ieee_tale/full_paper.docx
+++ b/papers/P3_meta_analysis/ieee_tale/full_paper.docx
@@ -1921,14 +1921,26 @@
         <w:t xml:space="preserve"> </w:t>
       </w:r>
       <w:r>
+        <w:t xml:space="preserve">“</w:t>
+      </w:r>
+      <w:r>
+        <w:t xml:space="preserve">Who excels in online learning in Japan?</w:t>
+      </w:r>
+      <w:r>
+        <w:t xml:space="preserve">”</w:t>
+      </w:r>
+      <w:r>
+        <w:t xml:space="preserve"> </w:t>
+      </w:r>
+      <w:r>
         <w:rPr>
           <w:iCs/>
           <w:i/>
         </w:rPr>
-        <w:t xml:space="preserve">Big Five personality traits and online learning outcomes in Japanese high school students</w:t>
-      </w:r>
-      <w:r>
-        <w:t xml:space="preserve">, manuscript in preparation, SUNBLAZE Co., Ltd., 2025.</w:t>
+        <w:t xml:space="preserve">Frontiers in Psychology</w:t>
+      </w:r>
+      <w:r>
+        <w:t xml:space="preserve">, vol. 16, Article 1420996, 2025. https://doi.org/10.3389/fpsyg.2025.1420996</w:t>
       </w:r>
     </w:p>
     <w:bookmarkEnd w:id="51"/>
